--- a/KHBD_Tin_học/Lớp_6/Tuần_22/KHBD_Tin_hoc_Lớp_6_Tiet22_Bai_9_An_toan_thong_tin_tren_Internet_Tiet_2.docx
+++ b/KHBD_Tin_học/Lớp_6/Tuần_22/KHBD_Tin_hoc_Lớp_6_Tiet22_Bai_9_An_toan_thong_tin_tren_Internet_Tiet_2.docx
@@ -359,34 +359,30 @@
     </w:p>
     <w:p>
       <w:pPr>
-        <w:spacing w:line="276" w:lineRule="auto" w:after="60" w:before="0"/>
-        <w:ind w:firstLine="0" w:left="850"/>
-        <w:jc w:val="both"/>
-      </w:pPr>
-      <w:r>
-        <w:rPr>
-          <w:rFonts w:ascii="Times New Roman" w:hAnsi="Times New Roman" w:eastAsia="Times New Roman"/>
-          <w:b w:val="0"/>
-          <w:i w:val="0"/>
-          <w:sz w:val="26"/>
-        </w:rPr>
-        <w:t>- Miền I. Khai thác dữ liệu và thông tin (thành tố 1.1. Duyệt, tìm kiếm và lọc dữ liệu, thông tin và nội dung số – Bậc 3): Khai thác thông tin số phục vụ bài học. (Đạt được thông qua Hoạt động 2)</w:t>
-      </w:r>
-    </w:p>
-    <w:p>
-      <w:pPr>
-        <w:spacing w:line="276" w:lineRule="auto" w:after="60" w:before="0"/>
-        <w:ind w:firstLine="0" w:left="850"/>
-        <w:jc w:val="both"/>
-      </w:pPr>
-      <w:r>
-        <w:rPr>
-          <w:rFonts w:ascii="Times New Roman" w:hAnsi="Times New Roman" w:eastAsia="Times New Roman"/>
-          <w:b w:val="0"/>
-          <w:i w:val="0"/>
-          <w:sz w:val="26"/>
-        </w:rPr>
-        <w:t>- Miền IV. An toàn (thành tố 4.1. Bảo vệ thiết bị và nội dung số – Bậc 3): Tuân thủ quy tắc an toàn thiết bị và bảo vệ dữ liệu. (Đạt được thông qua Hoạt động 3, Hoạt động 4)</w:t>
+        <w:spacing w:line="276" w:lineRule="auto" w:after="0" w:before="0"/>
+        <w:ind w:left="850" w:firstLine="0"/>
+        <w:jc w:val="both"/>
+      </w:pPr>
+      <w:r>
+        <w:rPr>
+          <w:rFonts w:ascii="Times New Roman" w:hAnsi="Times New Roman" w:cs="Times New Roman"/>
+          <w:sz w:val="26"/>
+        </w:rPr>
+        <w:t>- 4.2.CB3a: Giải thích được các cách thức cơ bản và phổ biến để bảo vệ dữ liệu cá nhân và quyền riêng tư trong môi trường số. (Nhận biết các nguy cơ mất an toàn thông tin và bảo vệ dữ liệu cá nhân trên môi trường số). (Đạt được thông qua Hoạt động 2, Hoạt động 3)</w:t>
+      </w:r>
+    </w:p>
+    <w:p>
+      <w:pPr>
+        <w:spacing w:line="276" w:lineRule="auto" w:after="0" w:before="0"/>
+        <w:ind w:left="850" w:firstLine="0"/>
+        <w:jc w:val="both"/>
+      </w:pPr>
+      <w:r>
+        <w:rPr>
+          <w:rFonts w:ascii="Times New Roman" w:hAnsi="Times New Roman" w:cs="Times New Roman"/>
+          <w:sz w:val="26"/>
+        </w:rPr>
+        <w:t>- 4.1.CB3a: Chỉ ra được những cách thức cơ bản và phổ biến để bảo vệ thiết bị và nội dung số. (Tuân thủ các biện pháp bảo vệ thiết bị và phòng tránh phần mềm độc hại). (Đạt được thông qua Hoạt động 4)</w:t>
       </w:r>
     </w:p>
     <w:p>
